--- a/docs/guides/Decision Questions/DBGI Portal Answer Form.docx
+++ b/docs/guides/Decision Questions/DBGI Portal Answer Form.docx
@@ -22,7 +22,7 @@
           <w:sz w:val="60"/>
           <w:szCs w:val="60"/>
         </w:rPr>
-        <w:t xml:space="preserve">Portal Decisions: Answer Form</w:t>
+        <w:t xml:space="preserve">DBGI Portal Answer Form</w:t>
       </w:r>
     </w:p>
     <w:p>
@@ -42,7 +42,15 @@
           <w:sz w:val="28"/>
           <w:szCs w:val="28"/>
         </w:rPr>
-        <w:t xml:space="preserve">Fill in on screen, save, and send back</w:t>
+        <w:t xml:space="preserve">Companion to the "Using the DBGI Portal" slides</w:t>
+      </w:r>
+    </w:p>
+    <w:p>
+      <w:pPr>
+        <w:pStyle w:val="Normal"/>
+      </w:pPr>
+      <w:r>
+        <w:t xml:space="preserve">The slides explain each question: what it means, what the portal does today, and the choices. This form only records your answers, one row per question slide.</w:t>
       </w:r>
     </w:p>
     <w:p>
@@ -54,7 +62,7 @@
         </w:numPr>
       </w:pPr>
       <w:r>
-        <w:t xml:space="preserve">Open this file in </w:t>
+        <w:t xml:space="preserve">Open this form in </w:t>
       </w:r>
       <w:r>
         <w:rPr>
@@ -64,17 +72,7 @@
         <w:t xml:space="preserve">Microsoft Word</w:t>
       </w:r>
       <w:r>
-        <w:t xml:space="preserve"> (desktop or online). Go through it with the </w:t>
-      </w:r>
-      <w:r>
-        <w:rPr>
-          <w:b/>
-          <w:bCs/>
-        </w:rPr>
-        <w:t xml:space="preserve">Using the DBGI Portal</w:t>
-      </w:r>
-      <w:r>
-        <w:t xml:space="preserve"> slides open: each question shows the slide that explains it.</w:t>
+        <w:t xml:space="preserve"> (desktop or online) and the slides beside it. Each row shows the slide that explains it.</w:t>
       </w:r>
     </w:p>
     <w:p>
@@ -96,7 +94,7 @@
         <w:t xml:space="preserve">Pick an option</w:t>
       </w:r>
       <w:r>
-        <w:t xml:space="preserve"> to choose an answer, and </w:t>
+        <w:t xml:space="preserve"> to choose, and </w:t>
       </w:r>
       <w:r>
         <w:rPr>
@@ -130,7 +128,7 @@
         </w:numPr>
       </w:pPr>
       <w:r>
-        <w:t xml:space="preserve">Save the file and send it back to the person who sent you the slides.</w:t>
+        <w:t xml:space="preserve">Save the form and send it back to the person who sent you the slides.</w:t>
       </w:r>
     </w:p>
     <w:p>
@@ -349,7 +347,7 @@
                 <w:sz w:val="16"/>
                 <w:szCs w:val="16"/>
               </w:rPr>
-              <w:t xml:space="preserve">Slide 24</w:t>
+              <w:t xml:space="preserve">Explained on slide 24</w:t>
             </w:r>
           </w:p>
         </w:tc>
@@ -421,7 +419,7 @@
                 <w:sz w:val="16"/>
                 <w:szCs w:val="16"/>
               </w:rPr>
-              <w:t xml:space="preserve">Slide 25</w:t>
+              <w:t xml:space="preserve">Explained on slide 25</w:t>
             </w:r>
           </w:p>
         </w:tc>
@@ -493,7 +491,7 @@
                 <w:sz w:val="16"/>
                 <w:szCs w:val="16"/>
               </w:rPr>
-              <w:t xml:space="preserve">Slide 26</w:t>
+              <w:t xml:space="preserve">Explained on slide 26</w:t>
             </w:r>
           </w:p>
         </w:tc>
@@ -569,7 +567,7 @@
                 <w:sz w:val="16"/>
                 <w:szCs w:val="16"/>
               </w:rPr>
-              <w:t xml:space="preserve">Slide 27</w:t>
+              <w:t xml:space="preserve">Explained on slide 27</w:t>
             </w:r>
           </w:p>
         </w:tc>
@@ -646,7 +644,7 @@
                 <w:sz w:val="16"/>
                 <w:szCs w:val="16"/>
               </w:rPr>
-              <w:t xml:space="preserve">Slide 28</w:t>
+              <w:t xml:space="preserve">Explained on slide 28</w:t>
             </w:r>
           </w:p>
         </w:tc>
@@ -704,11 +702,10 @@
     <w:p>
       <w:pPr>
         <w:pStyle w:val="Heading1"/>
-        <w:keepNext/>
+        <w:pageBreakBefore/>
         <w:spacing w:before="200"/>
       </w:pPr>
       <w:r>
-        <w:br w:type="page"/>
         <w:t xml:space="preserve">Part B. Questions that block the next build (deal lifecycle)</w:t>
       </w:r>
     </w:p>
@@ -777,7 +774,7 @@
                 <w:sz w:val="16"/>
                 <w:szCs w:val="16"/>
               </w:rPr>
-              <w:t xml:space="preserve">Slide 29</w:t>
+              <w:t xml:space="preserve">Explained on slide 29</w:t>
             </w:r>
           </w:p>
         </w:tc>
@@ -853,7 +850,7 @@
                 <w:sz w:val="16"/>
                 <w:szCs w:val="16"/>
               </w:rPr>
-              <w:t xml:space="preserve">Slide 30</w:t>
+              <w:t xml:space="preserve">Explained on slide 30</w:t>
             </w:r>
           </w:p>
         </w:tc>
@@ -930,7 +927,7 @@
                 <w:sz w:val="16"/>
                 <w:szCs w:val="16"/>
               </w:rPr>
-              <w:t xml:space="preserve">Slide 31</w:t>
+              <w:t xml:space="preserve">Explained on slide 31</w:t>
             </w:r>
           </w:p>
         </w:tc>
@@ -1006,7 +1003,7 @@
                 <w:sz w:val="16"/>
                 <w:szCs w:val="16"/>
               </w:rPr>
-              <w:t xml:space="preserve">Slide 32</w:t>
+              <w:t xml:space="preserve">Explained on slide 32</w:t>
             </w:r>
           </w:p>
         </w:tc>
@@ -1081,7 +1078,7 @@
                 <w:sz w:val="16"/>
                 <w:szCs w:val="16"/>
               </w:rPr>
-              <w:t xml:space="preserve">Slide 33</w:t>
+              <w:t xml:space="preserve">Explained on slide 33</w:t>
             </w:r>
           </w:p>
         </w:tc>
@@ -1156,7 +1153,7 @@
                 <w:sz w:val="16"/>
                 <w:szCs w:val="16"/>
               </w:rPr>
-              <w:t xml:space="preserve">Slide 34</w:t>
+              <w:t xml:space="preserve">Explained on slide 34</w:t>
             </w:r>
           </w:p>
         </w:tc>
@@ -1232,7 +1229,7 @@
                 <w:sz w:val="16"/>
                 <w:szCs w:val="16"/>
               </w:rPr>
-              <w:t xml:space="preserve">Slide 35</w:t>
+              <w:t xml:space="preserve">Explained on slide 35</w:t>
             </w:r>
           </w:p>
         </w:tc>
@@ -1295,7 +1292,7 @@
     <w:p>
       <w:pPr>
         <w:pStyle w:val="Heading1"/>
-        <w:keepNext/>
+        <w:pageBreakBefore/>
         <w:spacing w:before="200"/>
       </w:pPr>
       <w:r>
@@ -1367,7 +1364,7 @@
                 <w:sz w:val="16"/>
                 <w:szCs w:val="16"/>
               </w:rPr>
-              <w:t xml:space="preserve">Slide 36</w:t>
+              <w:t xml:space="preserve">Explained on slide 36</w:t>
             </w:r>
           </w:p>
         </w:tc>
@@ -1443,7 +1440,7 @@
                 <w:sz w:val="16"/>
                 <w:szCs w:val="16"/>
               </w:rPr>
-              <w:t xml:space="preserve">Slide 37</w:t>
+              <w:t xml:space="preserve">Explained on slide 37</w:t>
             </w:r>
           </w:p>
         </w:tc>
@@ -1520,7 +1517,7 @@
                 <w:sz w:val="16"/>
                 <w:szCs w:val="16"/>
               </w:rPr>
-              <w:t xml:space="preserve">Slide 38</w:t>
+              <w:t xml:space="preserve">Explained on slide 38</w:t>
             </w:r>
           </w:p>
         </w:tc>
@@ -1596,7 +1593,7 @@
                 <w:sz w:val="16"/>
                 <w:szCs w:val="16"/>
               </w:rPr>
-              <w:t xml:space="preserve">Slide 39</w:t>
+              <w:t xml:space="preserve">Explained on slide 39</w:t>
             </w:r>
           </w:p>
         </w:tc>
@@ -1672,7 +1669,7 @@
                 <w:sz w:val="16"/>
                 <w:szCs w:val="16"/>
               </w:rPr>
-              <w:t xml:space="preserve">Slide 40</w:t>
+              <w:t xml:space="preserve">Explained on slide 40</w:t>
             </w:r>
           </w:p>
         </w:tc>
@@ -1733,7 +1730,7 @@
     <w:p>
       <w:pPr>
         <w:pStyle w:val="Heading1"/>
-        <w:keepNext/>
+        <w:pageBreakBefore/>
         <w:spacing w:before="200"/>
       </w:pPr>
       <w:r>
@@ -1805,7 +1802,7 @@
                 <w:sz w:val="16"/>
                 <w:szCs w:val="16"/>
               </w:rPr>
-              <w:t xml:space="preserve">Slide 41</w:t>
+              <w:t xml:space="preserve">Explained on slide 41</w:t>
             </w:r>
           </w:p>
         </w:tc>
@@ -1877,7 +1874,7 @@
                 <w:sz w:val="16"/>
                 <w:szCs w:val="16"/>
               </w:rPr>
-              <w:t xml:space="preserve">Slide 42</w:t>
+              <w:t xml:space="preserve">Explained on slide 42</w:t>
             </w:r>
           </w:p>
         </w:tc>
@@ -1953,7 +1950,7 @@
                 <w:sz w:val="16"/>
                 <w:szCs w:val="16"/>
               </w:rPr>
-              <w:t xml:space="preserve">Slide 43</w:t>
+              <w:t xml:space="preserve">Explained on slide 43</w:t>
             </w:r>
           </w:p>
         </w:tc>
@@ -2028,7 +2025,7 @@
                 <w:sz w:val="16"/>
                 <w:szCs w:val="16"/>
               </w:rPr>
-              <w:t xml:space="preserve">Slide 44</w:t>
+              <w:t xml:space="preserve">Explained on slide 44</w:t>
             </w:r>
           </w:p>
         </w:tc>

--- a/docs/guides/Decision Questions/DBGI Portal Answer Form.docx
+++ b/docs/guides/Decision Questions/DBGI Portal Answer Form.docx
@@ -336,7 +336,7 @@
           </w:tcPr>
           <w:p>
             <w:r>
-              <w:t xml:space="preserve">A1. Does the basic flow match how DBGI works?</w:t>
+              <w:t xml:space="preserve">A1. Is this the process DBGI wants?</w:t>
               <w:br/>
             </w:r>
             <w:r>
@@ -408,7 +408,7 @@
           </w:tcPr>
           <w:p>
             <w:r>
-              <w:t xml:space="preserve">A2. How is this done today, without the portal?</w:t>
+              <w:t xml:space="preserve">A2. What about deals partners already told DBGI about?</w:t>
               <w:br/>
             </w:r>
             <w:r>
@@ -420,6 +420,236 @@
                 <w:szCs w:val="16"/>
               </w:rPr>
               <w:t xml:space="preserve">Explained on slide 25</w:t>
+            </w:r>
+          </w:p>
+        </w:tc>
+        <w:tc>
+          <w:tcPr>
+            <w:tcW w:w="2600" w:type="dxa"/>
+          </w:tcPr>
+          <w:p>
+            <w:sdt>
+              <w:sdtPr>
+                <w:alias w:val="A2 choice"/>
+                <w:tag w:val="A2-choice"/>
+                <w:id w:val="1000004"/>
+                <w:showingPlcHdr/>
+                <w:dropDownList>
+                  <w:listItem w:displayText="a: Start fresh: only deals submitted in the portal count, and partners are told the launch date in advance" w:value="a: Start fresh: only deals submitted in the portal count, and partners are told the launch date in advance"/>
+                  <w:listItem w:displayText="b: DBGI enters known deals at launch, with proof of the earlier date, and ranks them first" w:value="b: DBGI enters known deals at launch, with proof of the earlier date, and ranks them first"/>
+                  <w:listItem w:displayText="c: Partners get a short window (for example two weeks) to register existing deals, which DBGI reviews case by case" w:value="c: Partners get a short window (for example two weeks) to register existing deals, which DBGI reviews case by case"/>
+                  <w:listItem w:displayText="Keep what the portal does today" w:value="Keep what the portal does today"/>
+                  <w:listItem w:displayText="Other (see notes)" w:value="Other (see notes)"/>
+                  <w:listItem w:displayText="Skip, not my area" w:value="Skip, not my area"/>
+                </w:dropDownList>
+              </w:sdtPr>
+              <w:sdtContent>
+                <w:r>
+                  <w:rPr>
+                    <w:rStyle w:val="PlaceholderText"/>
+                  </w:rPr>
+                  <w:t xml:space="preserve">Pick an option.</w:t>
+                </w:r>
+              </w:sdtContent>
+            </w:sdt>
+          </w:p>
+        </w:tc>
+        <w:tc>
+          <w:tcPr>
+            <w:tcW w:w="2620" w:type="dxa"/>
+          </w:tcPr>
+          <w:p>
+            <w:sdt>
+              <w:sdtPr>
+                <w:alias w:val="A2 notes"/>
+                <w:tag w:val="A2-notes"/>
+                <w:id w:val="1000005"/>
+                <w:showingPlcHdr/>
+              </w:sdtPr>
+              <w:sdtContent>
+                <w:r>
+                  <w:rPr>
+                    <w:rStyle w:val="PlaceholderText"/>
+                  </w:rPr>
+                  <w:t xml:space="preserve">Type here.</w:t>
+                </w:r>
+              </w:sdtContent>
+            </w:sdt>
+          </w:p>
+        </w:tc>
+      </w:tr>
+      <w:tr>
+        <w:tc>
+          <w:tcPr>
+            <w:tcW w:w="3800" w:type="dxa"/>
+          </w:tcPr>
+          <w:p>
+            <w:r>
+              <w:t xml:space="preserve">A3. Who will actually use it first?</w:t>
+              <w:br/>
+            </w:r>
+            <w:r>
+              <w:rPr>
+                <w:b w:val="0"/>
+                <w:bCs w:val="0"/>
+                <w:color w:val="5B6B7A"/>
+                <w:sz w:val="16"/>
+                <w:szCs w:val="16"/>
+              </w:rPr>
+              <w:t xml:space="preserve">Explained on slide 26</w:t>
+            </w:r>
+          </w:p>
+        </w:tc>
+        <w:tc>
+          <w:tcPr>
+            <w:tcW w:w="2600" w:type="dxa"/>
+          </w:tcPr>
+          <w:p>
+            <w:sdt>
+              <w:sdtPr>
+                <w:alias w:val="A3 choice"/>
+                <w:tag w:val="A3-choice"/>
+                <w:id w:val="1000006"/>
+                <w:showingPlcHdr/>
+                <w:dropDownList>
+                  <w:listItem w:displayText="a: A small pilot with 2 to 3 trusted partners and one DBGI reviewer" w:value="a: A small pilot with 2 to 3 trusted partners and one DBGI reviewer"/>
+                  <w:listItem w:displayText="b: All partners at once" w:value="b: All partners at once"/>
+                  <w:listItem w:displayText="Keep what the portal does today" w:value="Keep what the portal does today"/>
+                  <w:listItem w:displayText="Other (see notes)" w:value="Other (see notes)"/>
+                  <w:listItem w:displayText="Skip, not my area" w:value="Skip, not my area"/>
+                </w:dropDownList>
+              </w:sdtPr>
+              <w:sdtContent>
+                <w:r>
+                  <w:rPr>
+                    <w:rStyle w:val="PlaceholderText"/>
+                  </w:rPr>
+                  <w:t xml:space="preserve">Pick an option.</w:t>
+                </w:r>
+              </w:sdtContent>
+            </w:sdt>
+          </w:p>
+        </w:tc>
+        <w:tc>
+          <w:tcPr>
+            <w:tcW w:w="2620" w:type="dxa"/>
+          </w:tcPr>
+          <w:p>
+            <w:sdt>
+              <w:sdtPr>
+                <w:alias w:val="A3 notes"/>
+                <w:tag w:val="A3-notes"/>
+                <w:id w:val="1000007"/>
+                <w:showingPlcHdr/>
+              </w:sdtPr>
+              <w:sdtContent>
+                <w:r>
+                  <w:rPr>
+                    <w:rStyle w:val="PlaceholderText"/>
+                  </w:rPr>
+                  <w:t xml:space="preserve">Type here.</w:t>
+                </w:r>
+              </w:sdtContent>
+            </w:sdt>
+          </w:p>
+        </w:tc>
+      </w:tr>
+      <w:tr>
+        <w:tc>
+          <w:tcPr>
+            <w:tcW w:w="3800" w:type="dxa"/>
+          </w:tcPr>
+          <w:p>
+            <w:r>
+              <w:t xml:space="preserve">A4. What must work on day one, and what can wait?</w:t>
+              <w:br/>
+            </w:r>
+            <w:r>
+              <w:rPr>
+                <w:b w:val="0"/>
+                <w:bCs w:val="0"/>
+                <w:color w:val="5B6B7A"/>
+                <w:sz w:val="16"/>
+                <w:szCs w:val="16"/>
+              </w:rPr>
+              <w:t xml:space="preserve">Explained on slide 27</w:t>
+            </w:r>
+          </w:p>
+        </w:tc>
+        <w:tc>
+          <w:tcPr>
+            <w:tcW w:w="2600" w:type="dxa"/>
+          </w:tcPr>
+          <w:p>
+            <w:sdt>
+              <w:sdtPr>
+                <w:alias w:val="A4 choice"/>
+                <w:tag w:val="A4-choice"/>
+                <w:id w:val="1000008"/>
+                <w:showingPlcHdr/>
+                <w:dropDownList>
+                  <w:listItem w:displayText="a: Launch with today's loop plus withdrawal" w:value="a: Launch with today's loop plus withdrawal"/>
+                  <w:listItem w:displayText="b: Wait for pricing history too" w:value="b: Wait for pricing history too"/>
+                  <w:listItem w:displayText="c: Wait for reorders as well" w:value="c: Wait for reorders as well"/>
+                  <w:listItem w:displayText="Keep what the portal does today" w:value="Keep what the portal does today"/>
+                  <w:listItem w:displayText="Other (see notes)" w:value="Other (see notes)"/>
+                  <w:listItem w:displayText="Skip, not my area" w:value="Skip, not my area"/>
+                </w:dropDownList>
+              </w:sdtPr>
+              <w:sdtContent>
+                <w:r>
+                  <w:rPr>
+                    <w:rStyle w:val="PlaceholderText"/>
+                  </w:rPr>
+                  <w:t xml:space="preserve">Pick an option.</w:t>
+                </w:r>
+              </w:sdtContent>
+            </w:sdt>
+          </w:p>
+        </w:tc>
+        <w:tc>
+          <w:tcPr>
+            <w:tcW w:w="2620" w:type="dxa"/>
+          </w:tcPr>
+          <w:p>
+            <w:sdt>
+              <w:sdtPr>
+                <w:alias w:val="A4 notes"/>
+                <w:tag w:val="A4-notes"/>
+                <w:id w:val="1000009"/>
+                <w:showingPlcHdr/>
+              </w:sdtPr>
+              <w:sdtContent>
+                <w:r>
+                  <w:rPr>
+                    <w:rStyle w:val="PlaceholderText"/>
+                  </w:rPr>
+                  <w:t xml:space="preserve">Type here.</w:t>
+                </w:r>
+              </w:sdtContent>
+            </w:sdt>
+          </w:p>
+        </w:tc>
+      </w:tr>
+      <w:tr>
+        <w:tc>
+          <w:tcPr>
+            <w:tcW w:w="3800" w:type="dxa"/>
+          </w:tcPr>
+          <w:p>
+            <w:r>
+              <w:t xml:space="preserve">A5. Do the words make sense to partners?</w:t>
+              <w:br/>
+            </w:r>
+            <w:r>
+              <w:rPr>
+                <w:b w:val="0"/>
+                <w:bCs w:val="0"/>
+                <w:color w:val="5B6B7A"/>
+                <w:sz w:val="16"/>
+                <w:szCs w:val="16"/>
+              </w:rPr>
+              <w:t xml:space="preserve">Explained on slide 28</w:t>
             </w:r>
           </w:p>
         </w:tc>
@@ -456,234 +686,9 @@
           <w:p>
             <w:sdt>
               <w:sdtPr>
-                <w:alias w:val="A2 notes"/>
-                <w:tag w:val="A2-notes"/>
-                <w:id w:val="1000004"/>
-                <w:showingPlcHdr/>
-              </w:sdtPr>
-              <w:sdtContent>
-                <w:r>
-                  <w:rPr>
-                    <w:rStyle w:val="PlaceholderText"/>
-                  </w:rPr>
-                  <w:t xml:space="preserve">Type here.</w:t>
-                </w:r>
-              </w:sdtContent>
-            </w:sdt>
-          </w:p>
-        </w:tc>
-      </w:tr>
-      <w:tr>
-        <w:tc>
-          <w:tcPr>
-            <w:tcW w:w="3800" w:type="dxa"/>
-          </w:tcPr>
-          <w:p>
-            <w:r>
-              <w:t xml:space="preserve">A3. Who will actually use it first?</w:t>
-              <w:br/>
-            </w:r>
-            <w:r>
-              <w:rPr>
-                <w:b w:val="0"/>
-                <w:bCs w:val="0"/>
-                <w:color w:val="5B6B7A"/>
-                <w:sz w:val="16"/>
-                <w:szCs w:val="16"/>
-              </w:rPr>
-              <w:t xml:space="preserve">Explained on slide 26</w:t>
-            </w:r>
-          </w:p>
-        </w:tc>
-        <w:tc>
-          <w:tcPr>
-            <w:tcW w:w="2600" w:type="dxa"/>
-          </w:tcPr>
-          <w:p>
-            <w:sdt>
-              <w:sdtPr>
-                <w:alias w:val="A3 choice"/>
-                <w:tag w:val="A3-choice"/>
-                <w:id w:val="1000005"/>
-                <w:showingPlcHdr/>
-                <w:dropDownList>
-                  <w:listItem w:displayText="a: A small pilot with 2 to 3 trusted partners and one DBGI reviewer" w:value="a: A small pilot with 2 to 3 trusted partners and one DBGI reviewer"/>
-                  <w:listItem w:displayText="b: All partners at once" w:value="b: All partners at once"/>
-                  <w:listItem w:displayText="Keep what the portal does today" w:value="Keep what the portal does today"/>
-                  <w:listItem w:displayText="Other (see notes)" w:value="Other (see notes)"/>
-                  <w:listItem w:displayText="Skip, not my area" w:value="Skip, not my area"/>
-                </w:dropDownList>
-              </w:sdtPr>
-              <w:sdtContent>
-                <w:r>
-                  <w:rPr>
-                    <w:rStyle w:val="PlaceholderText"/>
-                  </w:rPr>
-                  <w:t xml:space="preserve">Pick an option.</w:t>
-                </w:r>
-              </w:sdtContent>
-            </w:sdt>
-          </w:p>
-        </w:tc>
-        <w:tc>
-          <w:tcPr>
-            <w:tcW w:w="2620" w:type="dxa"/>
-          </w:tcPr>
-          <w:p>
-            <w:sdt>
-              <w:sdtPr>
-                <w:alias w:val="A3 notes"/>
-                <w:tag w:val="A3-notes"/>
-                <w:id w:val="1000006"/>
-                <w:showingPlcHdr/>
-              </w:sdtPr>
-              <w:sdtContent>
-                <w:r>
-                  <w:rPr>
-                    <w:rStyle w:val="PlaceholderText"/>
-                  </w:rPr>
-                  <w:t xml:space="preserve">Type here.</w:t>
-                </w:r>
-              </w:sdtContent>
-            </w:sdt>
-          </w:p>
-        </w:tc>
-      </w:tr>
-      <w:tr>
-        <w:tc>
-          <w:tcPr>
-            <w:tcW w:w="3800" w:type="dxa"/>
-          </w:tcPr>
-          <w:p>
-            <w:r>
-              <w:t xml:space="preserve">A4. What must work on day one, and what can wait?</w:t>
-              <w:br/>
-            </w:r>
-            <w:r>
-              <w:rPr>
-                <w:b w:val="0"/>
-                <w:bCs w:val="0"/>
-                <w:color w:val="5B6B7A"/>
-                <w:sz w:val="16"/>
-                <w:szCs w:val="16"/>
-              </w:rPr>
-              <w:t xml:space="preserve">Explained on slide 27</w:t>
-            </w:r>
-          </w:p>
-        </w:tc>
-        <w:tc>
-          <w:tcPr>
-            <w:tcW w:w="2600" w:type="dxa"/>
-          </w:tcPr>
-          <w:p>
-            <w:sdt>
-              <w:sdtPr>
-                <w:alias w:val="A4 choice"/>
-                <w:tag w:val="A4-choice"/>
-                <w:id w:val="1000007"/>
-                <w:showingPlcHdr/>
-                <w:dropDownList>
-                  <w:listItem w:displayText="a: Launch with today's loop plus withdrawal" w:value="a: Launch with today's loop plus withdrawal"/>
-                  <w:listItem w:displayText="b: Wait for pricing history too" w:value="b: Wait for pricing history too"/>
-                  <w:listItem w:displayText="c: Wait for reorders as well" w:value="c: Wait for reorders as well"/>
-                  <w:listItem w:displayText="Keep what the portal does today" w:value="Keep what the portal does today"/>
-                  <w:listItem w:displayText="Other (see notes)" w:value="Other (see notes)"/>
-                  <w:listItem w:displayText="Skip, not my area" w:value="Skip, not my area"/>
-                </w:dropDownList>
-              </w:sdtPr>
-              <w:sdtContent>
-                <w:r>
-                  <w:rPr>
-                    <w:rStyle w:val="PlaceholderText"/>
-                  </w:rPr>
-                  <w:t xml:space="preserve">Pick an option.</w:t>
-                </w:r>
-              </w:sdtContent>
-            </w:sdt>
-          </w:p>
-        </w:tc>
-        <w:tc>
-          <w:tcPr>
-            <w:tcW w:w="2620" w:type="dxa"/>
-          </w:tcPr>
-          <w:p>
-            <w:sdt>
-              <w:sdtPr>
-                <w:alias w:val="A4 notes"/>
-                <w:tag w:val="A4-notes"/>
-                <w:id w:val="1000008"/>
-                <w:showingPlcHdr/>
-              </w:sdtPr>
-              <w:sdtContent>
-                <w:r>
-                  <w:rPr>
-                    <w:rStyle w:val="PlaceholderText"/>
-                  </w:rPr>
-                  <w:t xml:space="preserve">Type here.</w:t>
-                </w:r>
-              </w:sdtContent>
-            </w:sdt>
-          </w:p>
-        </w:tc>
-      </w:tr>
-      <w:tr>
-        <w:tc>
-          <w:tcPr>
-            <w:tcW w:w="3800" w:type="dxa"/>
-          </w:tcPr>
-          <w:p>
-            <w:r>
-              <w:t xml:space="preserve">A5. Do the words make sense to partners?</w:t>
-              <w:br/>
-            </w:r>
-            <w:r>
-              <w:rPr>
-                <w:b w:val="0"/>
-                <w:bCs w:val="0"/>
-                <w:color w:val="5B6B7A"/>
-                <w:sz w:val="16"/>
-                <w:szCs w:val="16"/>
-              </w:rPr>
-              <w:t xml:space="preserve">Explained on slide 28</w:t>
-            </w:r>
-          </w:p>
-        </w:tc>
-        <w:tc>
-          <w:tcPr>
-            <w:tcW w:w="2600" w:type="dxa"/>
-          </w:tcPr>
-          <w:p>
-            <w:pPr>
-              <w:rPr>
-                <w:i/>
-                <w:iCs/>
-                <w:color w:val="5B6B7A"/>
-                <w:sz w:val="18"/>
-                <w:szCs w:val="18"/>
-              </w:rPr>
-            </w:pPr>
-            <w:r>
-              <w:rPr>
-                <w:i/>
-                <w:iCs/>
-                <w:color w:val="5B6B7A"/>
-                <w:sz w:val="18"/>
-                <w:szCs w:val="18"/>
-              </w:rPr>
-              <w:t xml:space="preserve">Open question: answer in Notes</w:t>
-            </w:r>
-          </w:p>
-        </w:tc>
-        <w:tc>
-          <w:tcPr>
-            <w:tcW w:w="2620" w:type="dxa"/>
-          </w:tcPr>
-          <w:p>
-            <w:sdt>
-              <w:sdtPr>
                 <w:alias w:val="A5 notes"/>
                 <w:tag w:val="A5-notes"/>
-                <w:id w:val="1000009"/>
+                <w:id w:val="1000010"/>
                 <w:showingPlcHdr/>
               </w:sdtPr>
               <w:sdtContent>
@@ -787,7 +792,7 @@
               <w:sdtPr>
                 <w:alias w:val="B1 choice"/>
                 <w:tag w:val="B1-choice"/>
-                <w:id w:val="1000010"/>
+                <w:id w:val="1000011"/>
                 <w:showingPlcHdr/>
                 <w:dropDownList>
                   <w:listItem w:displayText="a: Keep today's rule" w:value="a: Keep today's rule"/>
@@ -817,7 +822,7 @@
               <w:sdtPr>
                 <w:alias w:val="B1 notes"/>
                 <w:tag w:val="B1-notes"/>
-                <w:id w:val="1000011"/>
+                <w:id w:val="1000012"/>
                 <w:showingPlcHdr/>
               </w:sdtPr>
               <w:sdtContent>
@@ -863,7 +868,7 @@
               <w:sdtPr>
                 <w:alias w:val="B2 choice"/>
                 <w:tag w:val="B2-choice"/>
-                <w:id w:val="1000012"/>
+                <w:id w:val="1000013"/>
                 <w:showingPlcHdr/>
                 <w:dropDownList>
                   <w:listItem w:displayText="a: Partner requests, DBGI confirms, the place in line is lost for good" w:value="a: Partner requests, DBGI confirms, the place in line is lost for good"/>
@@ -894,7 +899,7 @@
               <w:sdtPr>
                 <w:alias w:val="B2 notes"/>
                 <w:tag w:val="B2-notes"/>
-                <w:id w:val="1000013"/>
+                <w:id w:val="1000014"/>
                 <w:showingPlcHdr/>
               </w:sdtPr>
               <w:sdtContent>
@@ -940,7 +945,7 @@
               <w:sdtPr>
                 <w:alias w:val="B3 choice"/>
                 <w:tag w:val="B3-choice"/>
-                <w:id w:val="1000014"/>
+                <w:id w:val="1000015"/>
                 <w:showingPlcHdr/>
                 <w:dropDownList>
                   <w:listItem w:displayText="a: Always keep each registration's original submission time for ranking, and re-review prices after any merge or split" w:value="a: Always keep each registration's original submission time for ranking, and re-review prices after any merge or split"/>
@@ -970,7 +975,7 @@
               <w:sdtPr>
                 <w:alias w:val="B3 notes"/>
                 <w:tag w:val="B3-notes"/>
-                <w:id w:val="1000015"/>
+                <w:id w:val="1000016"/>
                 <w:showingPlcHdr/>
               </w:sdtPr>
               <w:sdtContent>
@@ -1016,7 +1021,7 @@
               <w:sdtPr>
                 <w:alias w:val="B4 choice"/>
                 <w:tag w:val="B4-choice"/>
-                <w:id w:val="1000016"/>
+                <w:id w:val="1000017"/>
                 <w:showingPlcHdr/>
                 <w:dropDownList>
                   <w:listItem w:displayText="a: Keep DBGI only" w:value="a: Keep DBGI only"/>
@@ -1045,7 +1050,7 @@
               <w:sdtPr>
                 <w:alias w:val="B4 notes"/>
                 <w:tag w:val="B4-notes"/>
-                <w:id w:val="1000017"/>
+                <w:id w:val="1000018"/>
                 <w:showingPlcHdr/>
               </w:sdtPr>
               <w:sdtContent>
@@ -1091,7 +1096,7 @@
               <w:sdtPr>
                 <w:alias w:val="B5 choice"/>
                 <w:tag w:val="B5-choice"/>
-                <w:id w:val="1000018"/>
+                <w:id w:val="1000019"/>
                 <w:showingPlcHdr/>
                 <w:dropDownList>
                   <w:listItem w:displayText="a: Keep a shared rank, DBGI decides" w:value="a: Keep a shared rank, DBGI decides"/>
@@ -1120,7 +1125,7 @@
               <w:sdtPr>
                 <w:alias w:val="B5 notes"/>
                 <w:tag w:val="B5-notes"/>
-                <w:id w:val="1000019"/>
+                <w:id w:val="1000020"/>
                 <w:showingPlcHdr/>
               </w:sdtPr>
               <w:sdtContent>
@@ -1166,7 +1171,7 @@
               <w:sdtPr>
                 <w:alias w:val="B6 choice"/>
                 <w:tag w:val="B6-choice"/>
-                <w:id w:val="1000020"/>
+                <w:id w:val="1000021"/>
                 <w:showingPlcHdr/>
                 <w:dropDownList>
                   <w:listItem w:displayText="a: 60 days, with a reminder 7 days before, then DBGI reviews" w:value="a: 60 days, with a reminder 7 days before, then DBGI reviews"/>
@@ -1196,7 +1201,7 @@
               <w:sdtPr>
                 <w:alias w:val="B6 notes"/>
                 <w:tag w:val="B6-notes"/>
-                <w:id w:val="1000021"/>
+                <w:id w:val="1000022"/>
                 <w:showingPlcHdr/>
               </w:sdtPr>
               <w:sdtContent>
@@ -1242,7 +1247,7 @@
               <w:sdtPr>
                 <w:alias w:val="B7 choice"/>
                 <w:tag w:val="B7-choice"/>
-                <w:id w:val="1000022"/>
+                <w:id w:val="1000023"/>
                 <w:showingPlcHdr/>
                 <w:dropDownList>
                   <w:listItem w:displayText="a: A repost of the same project keeps the original place in line" w:value="a: A repost of the same project keeps the original place in line"/>
@@ -1273,7 +1278,7 @@
               <w:sdtPr>
                 <w:alias w:val="B7 notes"/>
                 <w:tag w:val="B7-notes"/>
-                <w:id w:val="1000023"/>
+                <w:id w:val="1000024"/>
                 <w:showingPlcHdr/>
               </w:sdtPr>
               <w:sdtContent>
@@ -1377,7 +1382,7 @@
               <w:sdtPr>
                 <w:alias w:val="C1 choice"/>
                 <w:tag w:val="C1-choice"/>
-                <w:id w:val="1000024"/>
+                <w:id w:val="1000025"/>
                 <w:showingPlcHdr/>
                 <w:dropDownList>
                   <w:listItem w:displayText="a: 90 days, reminder 14 days before" w:value="a: 90 days, reminder 14 days before"/>
@@ -1407,7 +1412,7 @@
               <w:sdtPr>
                 <w:alias w:val="C1 notes"/>
                 <w:tag w:val="C1-notes"/>
-                <w:id w:val="1000025"/>
+                <w:id w:val="1000026"/>
                 <w:showingPlcHdr/>
               </w:sdtPr>
               <w:sdtContent>
@@ -1453,7 +1458,7 @@
               <w:sdtPr>
                 <w:alias w:val="C2 choice"/>
                 <w:tag w:val="C2-choice"/>
-                <w:id w:val="1000026"/>
+                <w:id w:val="1000027"/>
                 <w:showingPlcHdr/>
                 <w:dropDownList>
                   <w:listItem w:displayText="a: All prices VAT-inclusive" w:value="a: All prices VAT-inclusive"/>
@@ -1484,7 +1489,7 @@
               <w:sdtPr>
                 <w:alias w:val="C2 notes"/>
                 <w:tag w:val="C2-notes"/>
-                <w:id w:val="1000027"/>
+                <w:id w:val="1000028"/>
                 <w:showingPlcHdr/>
               </w:sdtPr>
               <w:sdtContent>
@@ -1530,7 +1535,7 @@
               <w:sdtPr>
                 <w:alias w:val="C3 choice"/>
                 <w:tag w:val="C3-choice"/>
-                <w:id w:val="1000028"/>
+                <w:id w:val="1000029"/>
                 <w:showingPlcHdr/>
                 <w:dropDownList>
                   <w:listItem w:displayText="a: Round each line to 2 decimals, add the lines" w:value="a: Round each line to 2 decimals, add the lines"/>
@@ -1560,7 +1565,7 @@
               <w:sdtPr>
                 <w:alias w:val="C3 notes"/>
                 <w:tag w:val="C3-notes"/>
-                <w:id w:val="1000029"/>
+                <w:id w:val="1000030"/>
                 <w:showingPlcHdr/>
               </w:sdtPr>
               <w:sdtContent>
@@ -1606,7 +1611,7 @@
               <w:sdtPr>
                 <w:alias w:val="C4 choice"/>
                 <w:tag w:val="C4-choice"/>
-                <w:id w:val="1000030"/>
+                <w:id w:val="1000031"/>
                 <w:showingPlcHdr/>
                 <w:dropDownList>
                   <w:listItem w:displayText="a: DBGI adds the product to the catalog first, then it gets reviewed" w:value="a: DBGI adds the product to the catalog first, then it gets reviewed"/>
@@ -1636,7 +1641,7 @@
               <w:sdtPr>
                 <w:alias w:val="C4 notes"/>
                 <w:tag w:val="C4-notes"/>
-                <w:id w:val="1000031"/>
+                <w:id w:val="1000032"/>
                 <w:showingPlcHdr/>
               </w:sdtPr>
               <w:sdtContent>
@@ -1682,7 +1687,7 @@
               <w:sdtPr>
                 <w:alias w:val="C5 choice"/>
                 <w:tag w:val="C5-choice"/>
-                <w:id w:val="1000032"/>
+                <w:id w:val="1000033"/>
                 <w:showingPlcHdr/>
                 <w:dropDownList>
                   <w:listItem w:displayText="a: Keep today's rule" w:value="a: Keep today's rule"/>
@@ -1711,7 +1716,7 @@
               <w:sdtPr>
                 <w:alias w:val="C5 notes"/>
                 <w:tag w:val="C5-notes"/>
-                <w:id w:val="1000033"/>
+                <w:id w:val="1000034"/>
                 <w:showingPlcHdr/>
               </w:sdtPr>
               <w:sdtContent>
@@ -1841,7 +1846,7 @@
               <w:sdtPr>
                 <w:alias w:val="D1 notes"/>
                 <w:tag w:val="D1-notes"/>
-                <w:id w:val="1000034"/>
+                <w:id w:val="1000035"/>
                 <w:showingPlcHdr/>
               </w:sdtPr>
               <w:sdtContent>
@@ -1887,7 +1892,7 @@
               <w:sdtPr>
                 <w:alias w:val="D2 choice"/>
                 <w:tag w:val="D2-choice"/>
-                <w:id w:val="1000035"/>
+                <w:id w:val="1000036"/>
                 <w:showingPlcHdr/>
                 <w:dropDownList>
                   <w:listItem w:displayText="a: Keep today's rule" w:value="a: Keep today's rule"/>
@@ -1917,7 +1922,7 @@
               <w:sdtPr>
                 <w:alias w:val="D2 notes"/>
                 <w:tag w:val="D2-notes"/>
-                <w:id w:val="1000036"/>
+                <w:id w:val="1000037"/>
                 <w:showingPlcHdr/>
               </w:sdtPr>
               <w:sdtContent>
@@ -1963,7 +1968,7 @@
               <w:sdtPr>
                 <w:alias w:val="D3 choice"/>
                 <w:tag w:val="D3-choice"/>
-                <w:id w:val="1000037"/>
+                <w:id w:val="1000038"/>
                 <w:showingPlcHdr/>
                 <w:dropDownList>
                   <w:listItem w:displayText="a: Keep everything for 5 years, daily backups, back within one working day" w:value="a: Keep everything for 5 years, daily backups, back within one working day"/>
@@ -1992,7 +1997,7 @@
               <w:sdtPr>
                 <w:alias w:val="D3 notes"/>
                 <w:tag w:val="D3-notes"/>
-                <w:id w:val="1000038"/>
+                <w:id w:val="1000039"/>
                 <w:showingPlcHdr/>
               </w:sdtPr>
               <w:sdtContent>
@@ -2038,7 +2043,7 @@
               <w:sdtPr>
                 <w:alias w:val="D4 choice"/>
                 <w:tag w:val="D4-choice"/>
-                <w:id w:val="1000039"/>
+                <w:id w:val="1000040"/>
                 <w:showingPlcHdr/>
                 <w:dropDownList>
                   <w:listItem w:displayText="a: Monday to Friday, Philippine public holidays excluded, 5:00 PM cutoff" w:value="a: Monday to Friday, Philippine public holidays excluded, 5:00 PM cutoff"/>
@@ -2068,7 +2073,7 @@
               <w:sdtPr>
                 <w:alias w:val="D4 notes"/>
                 <w:tag w:val="D4-notes"/>
-                <w:id w:val="1000040"/>
+                <w:id w:val="1000041"/>
                 <w:showingPlcHdr/>
               </w:sdtPr>
               <w:sdtContent>
@@ -2106,7 +2111,7 @@
         <w:sdtPr>
           <w:alias w:val="Other comments"/>
           <w:tag w:val="comments"/>
-          <w:id w:val="1000041"/>
+          <w:id w:val="1000042"/>
           <w:showingPlcHdr/>
         </w:sdtPr>
         <w:sdtContent>

--- a/docs/guides/Decision Questions/DBGI Portal Answer Form.docx
+++ b/docs/guides/Decision Questions/DBGI Portal Answer Form.docx
@@ -408,7 +408,7 @@
           </w:tcPr>
           <w:p>
             <w:r>
-              <w:t xml:space="preserve">A2. What about deals partners already told DBGI about?</w:t>
+              <w:t xml:space="preserve">A2. Who will actually use it first?</w:t>
               <w:br/>
             </w:r>
             <w:r>
@@ -435,9 +435,8 @@
                 <w:id w:val="1000004"/>
                 <w:showingPlcHdr/>
                 <w:dropDownList>
-                  <w:listItem w:displayText="a: Start fresh: only deals submitted in the portal count, and partners are told the launch date in advance" w:value="a: Start fresh: only deals submitted in the portal count, and partners are told the launch date in advance"/>
-                  <w:listItem w:displayText="b: DBGI enters known deals at launch, with proof of the earlier date, and ranks them first" w:value="b: DBGI enters known deals at launch, with proof of the earlier date, and ranks them first"/>
-                  <w:listItem w:displayText="c: Partners get a short window (for example two weeks) to register existing deals, which DBGI reviews case by case" w:value="c: Partners get a short window (for example two weeks) to register existing deals, which DBGI reviews case by case"/>
+                  <w:listItem w:displayText="a: A small pilot with 2 to 3 trusted partners and one DBGI reviewer" w:value="a: A small pilot with 2 to 3 trusted partners and one DBGI reviewer"/>
+                  <w:listItem w:displayText="b: All partners at once" w:value="b: All partners at once"/>
                   <w:listItem w:displayText="Keep what the portal does today" w:value="Keep what the portal does today"/>
                   <w:listItem w:displayText="Other (see notes)" w:value="Other (see notes)"/>
                   <w:listItem w:displayText="Skip, not my area" w:value="Skip, not my area"/>
@@ -485,7 +484,7 @@
           </w:tcPr>
           <w:p>
             <w:r>
-              <w:t xml:space="preserve">A3. Who will actually use it first?</w:t>
+              <w:t xml:space="preserve">A3. What must work on day one, and what can wait?</w:t>
               <w:br/>
             </w:r>
             <w:r>
@@ -512,8 +511,9 @@
                 <w:id w:val="1000006"/>
                 <w:showingPlcHdr/>
                 <w:dropDownList>
-                  <w:listItem w:displayText="a: A small pilot with 2 to 3 trusted partners and one DBGI reviewer" w:value="a: A small pilot with 2 to 3 trusted partners and one DBGI reviewer"/>
-                  <w:listItem w:displayText="b: All partners at once" w:value="b: All partners at once"/>
+                  <w:listItem w:displayText="a: Launch with today's loop plus withdrawal" w:value="a: Launch with today's loop plus withdrawal"/>
+                  <w:listItem w:displayText="b: Wait for pricing history too" w:value="b: Wait for pricing history too"/>
+                  <w:listItem w:displayText="c: Wait for reorders as well" w:value="c: Wait for reorders as well"/>
                   <w:listItem w:displayText="Keep what the portal does today" w:value="Keep what the portal does today"/>
                   <w:listItem w:displayText="Other (see notes)" w:value="Other (see notes)"/>
                   <w:listItem w:displayText="Skip, not my area" w:value="Skip, not my area"/>
@@ -561,7 +561,7 @@
           </w:tcPr>
           <w:p>
             <w:r>
-              <w:t xml:space="preserve">A4. What must work on day one, and what can wait?</w:t>
+              <w:t xml:space="preserve">A4. Do the words make sense to partners?</w:t>
               <w:br/>
             </w:r>
             <w:r>
@@ -573,83 +573,6 @@
                 <w:szCs w:val="16"/>
               </w:rPr>
               <w:t xml:space="preserve">Explained on slide 27</w:t>
-            </w:r>
-          </w:p>
-        </w:tc>
-        <w:tc>
-          <w:tcPr>
-            <w:tcW w:w="2600" w:type="dxa"/>
-          </w:tcPr>
-          <w:p>
-            <w:sdt>
-              <w:sdtPr>
-                <w:alias w:val="A4 choice"/>
-                <w:tag w:val="A4-choice"/>
-                <w:id w:val="1000008"/>
-                <w:showingPlcHdr/>
-                <w:dropDownList>
-                  <w:listItem w:displayText="a: Launch with today's loop plus withdrawal" w:value="a: Launch with today's loop plus withdrawal"/>
-                  <w:listItem w:displayText="b: Wait for pricing history too" w:value="b: Wait for pricing history too"/>
-                  <w:listItem w:displayText="c: Wait for reorders as well" w:value="c: Wait for reorders as well"/>
-                  <w:listItem w:displayText="Keep what the portal does today" w:value="Keep what the portal does today"/>
-                  <w:listItem w:displayText="Other (see notes)" w:value="Other (see notes)"/>
-                  <w:listItem w:displayText="Skip, not my area" w:value="Skip, not my area"/>
-                </w:dropDownList>
-              </w:sdtPr>
-              <w:sdtContent>
-                <w:r>
-                  <w:rPr>
-                    <w:rStyle w:val="PlaceholderText"/>
-                  </w:rPr>
-                  <w:t xml:space="preserve">Pick an option.</w:t>
-                </w:r>
-              </w:sdtContent>
-            </w:sdt>
-          </w:p>
-        </w:tc>
-        <w:tc>
-          <w:tcPr>
-            <w:tcW w:w="2620" w:type="dxa"/>
-          </w:tcPr>
-          <w:p>
-            <w:sdt>
-              <w:sdtPr>
-                <w:alias w:val="A4 notes"/>
-                <w:tag w:val="A4-notes"/>
-                <w:id w:val="1000009"/>
-                <w:showingPlcHdr/>
-              </w:sdtPr>
-              <w:sdtContent>
-                <w:r>
-                  <w:rPr>
-                    <w:rStyle w:val="PlaceholderText"/>
-                  </w:rPr>
-                  <w:t xml:space="preserve">Type here.</w:t>
-                </w:r>
-              </w:sdtContent>
-            </w:sdt>
-          </w:p>
-        </w:tc>
-      </w:tr>
-      <w:tr>
-        <w:tc>
-          <w:tcPr>
-            <w:tcW w:w="3800" w:type="dxa"/>
-          </w:tcPr>
-          <w:p>
-            <w:r>
-              <w:t xml:space="preserve">A5. Do the words make sense to partners?</w:t>
-              <w:br/>
-            </w:r>
-            <w:r>
-              <w:rPr>
-                <w:b w:val="0"/>
-                <w:bCs w:val="0"/>
-                <w:color w:val="5B6B7A"/>
-                <w:sz w:val="16"/>
-                <w:szCs w:val="16"/>
-              </w:rPr>
-              <w:t xml:space="preserve">Explained on slide 28</w:t>
             </w:r>
           </w:p>
         </w:tc>
@@ -686,9 +609,9 @@
           <w:p>
             <w:sdt>
               <w:sdtPr>
-                <w:alias w:val="A5 notes"/>
-                <w:tag w:val="A5-notes"/>
-                <w:id w:val="1000010"/>
+                <w:alias w:val="A4 notes"/>
+                <w:tag w:val="A4-notes"/>
+                <w:id w:val="1000008"/>
                 <w:showingPlcHdr/>
               </w:sdtPr>
               <w:sdtContent>
@@ -779,7 +702,7 @@
                 <w:sz w:val="16"/>
                 <w:szCs w:val="16"/>
               </w:rPr>
-              <w:t xml:space="preserve">Explained on slide 29</w:t>
+              <w:t xml:space="preserve">Explained on slide 28</w:t>
             </w:r>
           </w:p>
         </w:tc>
@@ -792,7 +715,7 @@
               <w:sdtPr>
                 <w:alias w:val="B1 choice"/>
                 <w:tag w:val="B1-choice"/>
-                <w:id w:val="1000011"/>
+                <w:id w:val="1000009"/>
                 <w:showingPlcHdr/>
                 <w:dropDownList>
                   <w:listItem w:displayText="a: Keep today's rule" w:value="a: Keep today's rule"/>
@@ -822,7 +745,7 @@
               <w:sdtPr>
                 <w:alias w:val="B1 notes"/>
                 <w:tag w:val="B1-notes"/>
-                <w:id w:val="1000012"/>
+                <w:id w:val="1000010"/>
                 <w:showingPlcHdr/>
               </w:sdtPr>
               <w:sdtContent>
@@ -845,6 +768,83 @@
           <w:p>
             <w:r>
               <w:t xml:space="preserve">B2. Can a partner withdraw a deal, and can it come back?</w:t>
+              <w:br/>
+            </w:r>
+            <w:r>
+              <w:rPr>
+                <w:b w:val="0"/>
+                <w:bCs w:val="0"/>
+                <w:color w:val="5B6B7A"/>
+                <w:sz w:val="16"/>
+                <w:szCs w:val="16"/>
+              </w:rPr>
+              <w:t xml:space="preserve">Explained on slide 29</w:t>
+            </w:r>
+          </w:p>
+        </w:tc>
+        <w:tc>
+          <w:tcPr>
+            <w:tcW w:w="2600" w:type="dxa"/>
+          </w:tcPr>
+          <w:p>
+            <w:sdt>
+              <w:sdtPr>
+                <w:alias w:val="B2 choice"/>
+                <w:tag w:val="B2-choice"/>
+                <w:id w:val="1000011"/>
+                <w:showingPlcHdr/>
+                <w:dropDownList>
+                  <w:listItem w:displayText="a: Partner requests, DBGI confirms, the place in line is lost for good" w:value="a: Partner requests, DBGI confirms, the place in line is lost for good"/>
+                  <w:listItem w:displayText="b: Partner withdraws instantly, DBGI is notified" w:value="b: Partner withdraws instantly, DBGI is notified"/>
+                  <w:listItem w:displayText="c: Withdrawn deals can be restored within a set time with their original place" w:value="c: Withdrawn deals can be restored within a set time with their original place"/>
+                  <w:listItem w:displayText="Keep what the portal does today" w:value="Keep what the portal does today"/>
+                  <w:listItem w:displayText="Other (see notes)" w:value="Other (see notes)"/>
+                  <w:listItem w:displayText="Skip, not my area" w:value="Skip, not my area"/>
+                </w:dropDownList>
+              </w:sdtPr>
+              <w:sdtContent>
+                <w:r>
+                  <w:rPr>
+                    <w:rStyle w:val="PlaceholderText"/>
+                  </w:rPr>
+                  <w:t xml:space="preserve">Pick an option.</w:t>
+                </w:r>
+              </w:sdtContent>
+            </w:sdt>
+          </w:p>
+        </w:tc>
+        <w:tc>
+          <w:tcPr>
+            <w:tcW w:w="2620" w:type="dxa"/>
+          </w:tcPr>
+          <w:p>
+            <w:sdt>
+              <w:sdtPr>
+                <w:alias w:val="B2 notes"/>
+                <w:tag w:val="B2-notes"/>
+                <w:id w:val="1000012"/>
+                <w:showingPlcHdr/>
+              </w:sdtPr>
+              <w:sdtContent>
+                <w:r>
+                  <w:rPr>
+                    <w:rStyle w:val="PlaceholderText"/>
+                  </w:rPr>
+                  <w:t xml:space="preserve">Type here.</w:t>
+                </w:r>
+              </w:sdtContent>
+            </w:sdt>
+          </w:p>
+        </w:tc>
+      </w:tr>
+      <w:tr>
+        <w:tc>
+          <w:tcPr>
+            <w:tcW w:w="3800" w:type="dxa"/>
+          </w:tcPr>
+          <w:p>
+            <w:r>
+              <w:t xml:space="preserve">B3. What happens when two registrations turn out to be one deal, or one turns out to be two?</w:t>
               <w:br/>
             </w:r>
             <w:r>
@@ -866,14 +866,13 @@
           <w:p>
             <w:sdt>
               <w:sdtPr>
-                <w:alias w:val="B2 choice"/>
-                <w:tag w:val="B2-choice"/>
+                <w:alias w:val="B3 choice"/>
+                <w:tag w:val="B3-choice"/>
                 <w:id w:val="1000013"/>
                 <w:showingPlcHdr/>
                 <w:dropDownList>
-                  <w:listItem w:displayText="a: Partner requests, DBGI confirms, the place in line is lost for good" w:value="a: Partner requests, DBGI confirms, the place in line is lost for good"/>
-                  <w:listItem w:displayText="b: Partner withdraws instantly, DBGI is notified" w:value="b: Partner withdraws instantly, DBGI is notified"/>
-                  <w:listItem w:displayText="c: Withdrawn deals can be restored within a set time with their original place" w:value="c: Withdrawn deals can be restored within a set time with their original place"/>
+                  <w:listItem w:displayText="a: Always keep each registration's original submission time for ranking, and re-review prices after any merge or split" w:value="a: Always keep each registration's original submission time for ranking, and re-review prices after any merge or split"/>
+                  <w:listItem w:displayText="b: DBGI decides case by case with a written reason" w:value="b: DBGI decides case by case with a written reason"/>
                   <w:listItem w:displayText="Keep what the portal does today" w:value="Keep what the portal does today"/>
                   <w:listItem w:displayText="Other (see notes)" w:value="Other (see notes)"/>
                   <w:listItem w:displayText="Skip, not my area" w:value="Skip, not my area"/>
@@ -897,8 +896,8 @@
           <w:p>
             <w:sdt>
               <w:sdtPr>
-                <w:alias w:val="B2 notes"/>
-                <w:tag w:val="B2-notes"/>
+                <w:alias w:val="B3 notes"/>
+                <w:tag w:val="B3-notes"/>
                 <w:id w:val="1000014"/>
                 <w:showingPlcHdr/>
               </w:sdtPr>
@@ -921,7 +920,7 @@
           </w:tcPr>
           <w:p>
             <w:r>
-              <w:t xml:space="preserve">B3. What happens when two registrations turn out to be one deal, or one turns out to be two?</w:t>
+              <w:t xml:space="preserve">B4. Who decides Won, Lost, Cancelled, or On hold?</w:t>
               <w:br/>
             </w:r>
             <w:r>
@@ -943,14 +942,13 @@
           <w:p>
             <w:sdt>
               <w:sdtPr>
-                <w:alias w:val="B3 choice"/>
-                <w:tag w:val="B3-choice"/>
+                <w:alias w:val="B4 choice"/>
+                <w:tag w:val="B4-choice"/>
                 <w:id w:val="1000015"/>
                 <w:showingPlcHdr/>
                 <w:dropDownList>
-                  <w:listItem w:displayText="a: Always keep each registration's original submission time for ranking, and re-review prices after any merge or split" w:value="a: Always keep each registration's original submission time for ranking, and re-review prices after any merge or split"/>
-                  <w:listItem w:displayText="b: DBGI decides case by case with a written reason" w:value="b: DBGI decides case by case with a written reason"/>
-                  <w:listItem w:displayText="Keep what the portal does today" w:value="Keep what the portal does today"/>
+                  <w:listItem w:displayText="a: Keep DBGI only" w:value="a: Keep DBGI only"/>
+                  <w:listItem w:displayText="b: Partners report, DBGI confirms" w:value="b: Partners report, DBGI confirms"/>
                   <w:listItem w:displayText="Other (see notes)" w:value="Other (see notes)"/>
                   <w:listItem w:displayText="Skip, not my area" w:value="Skip, not my area"/>
                 </w:dropDownList>
@@ -973,8 +971,8 @@
           <w:p>
             <w:sdt>
               <w:sdtPr>
-                <w:alias w:val="B3 notes"/>
-                <w:tag w:val="B3-notes"/>
+                <w:alias w:val="B4 notes"/>
+                <w:tag w:val="B4-notes"/>
                 <w:id w:val="1000016"/>
                 <w:showingPlcHdr/>
               </w:sdtPr>
@@ -997,7 +995,7 @@
           </w:tcPr>
           <w:p>
             <w:r>
-              <w:t xml:space="preserve">B4. Who decides Won, Lost, Cancelled, or On hold?</w:t>
+              <w:t xml:space="preserve">B5. What if two partners register at exactly the same moment?</w:t>
               <w:br/>
             </w:r>
             <w:r>
@@ -1019,13 +1017,13 @@
           <w:p>
             <w:sdt>
               <w:sdtPr>
-                <w:alias w:val="B4 choice"/>
-                <w:tag w:val="B4-choice"/>
+                <w:alias w:val="B5 choice"/>
+                <w:tag w:val="B5-choice"/>
                 <w:id w:val="1000017"/>
                 <w:showingPlcHdr/>
                 <w:dropDownList>
-                  <w:listItem w:displayText="a: Keep DBGI only" w:value="a: Keep DBGI only"/>
-                  <w:listItem w:displayText="b: Partners report, DBGI confirms" w:value="b: Partners report, DBGI confirms"/>
+                  <w:listItem w:displayText="a: Keep a shared rank, DBGI decides" w:value="a: Keep a shared rank, DBGI decides"/>
+                  <w:listItem w:displayText="b: The better-documented registration wins" w:value="b: The better-documented registration wins"/>
                   <w:listItem w:displayText="Other (see notes)" w:value="Other (see notes)"/>
                   <w:listItem w:displayText="Skip, not my area" w:value="Skip, not my area"/>
                 </w:dropDownList>
@@ -1048,8 +1046,8 @@
           <w:p>
             <w:sdt>
               <w:sdtPr>
-                <w:alias w:val="B4 notes"/>
-                <w:tag w:val="B4-notes"/>
+                <w:alias w:val="B5 notes"/>
+                <w:tag w:val="B5-notes"/>
                 <w:id w:val="1000018"/>
                 <w:showingPlcHdr/>
               </w:sdtPr>
@@ -1072,7 +1070,7 @@
           </w:tcPr>
           <w:p>
             <w:r>
-              <w:t xml:space="preserve">B5. What if two partners register at exactly the same moment?</w:t>
+              <w:t xml:space="preserve">B6. How long does an early registration stay valid?</w:t>
               <w:br/>
             </w:r>
             <w:r>
@@ -1094,13 +1092,14 @@
           <w:p>
             <w:sdt>
               <w:sdtPr>
-                <w:alias w:val="B5 choice"/>
-                <w:tag w:val="B5-choice"/>
+                <w:alias w:val="B6 choice"/>
+                <w:tag w:val="B6-choice"/>
                 <w:id w:val="1000019"/>
                 <w:showingPlcHdr/>
                 <w:dropDownList>
-                  <w:listItem w:displayText="a: Keep a shared rank, DBGI decides" w:value="a: Keep a shared rank, DBGI decides"/>
-                  <w:listItem w:displayText="b: The better-documented registration wins" w:value="b: The better-documented registration wins"/>
+                  <w:listItem w:displayText="a: 60 days, with a reminder 7 days before, then DBGI reviews" w:value="a: 60 days, with a reminder 7 days before, then DBGI reviews"/>
+                  <w:listItem w:displayText="b: No limit, DBGI cleans up manually" w:value="b: No limit, DBGI cleans up manually"/>
+                  <w:listItem w:displayText="Keep what the portal does today" w:value="Keep what the portal does today"/>
                   <w:listItem w:displayText="Other (see notes)" w:value="Other (see notes)"/>
                   <w:listItem w:displayText="Skip, not my area" w:value="Skip, not my area"/>
                 </w:dropDownList>
@@ -1123,8 +1122,8 @@
           <w:p>
             <w:sdt>
               <w:sdtPr>
-                <w:alias w:val="B5 notes"/>
-                <w:tag w:val="B5-notes"/>
+                <w:alias w:val="B6 notes"/>
+                <w:tag w:val="B6-notes"/>
                 <w:id w:val="1000020"/>
                 <w:showingPlcHdr/>
               </w:sdtPr>
@@ -1147,7 +1146,7 @@
           </w:tcPr>
           <w:p>
             <w:r>
-              <w:t xml:space="preserve">B6. How long does an early registration stay valid?</w:t>
+              <w:t xml:space="preserve">B7. What if the government postpones, cancels, or reposts a tender?</w:t>
               <w:br/>
             </w:r>
             <w:r>
@@ -1169,85 +1168,9 @@
           <w:p>
             <w:sdt>
               <w:sdtPr>
-                <w:alias w:val="B6 choice"/>
-                <w:tag w:val="B6-choice"/>
-                <w:id w:val="1000021"/>
-                <w:showingPlcHdr/>
-                <w:dropDownList>
-                  <w:listItem w:displayText="a: 60 days, with a reminder 7 days before, then DBGI reviews" w:value="a: 60 days, with a reminder 7 days before, then DBGI reviews"/>
-                  <w:listItem w:displayText="b: No limit, DBGI cleans up manually" w:value="b: No limit, DBGI cleans up manually"/>
-                  <w:listItem w:displayText="Keep what the portal does today" w:value="Keep what the portal does today"/>
-                  <w:listItem w:displayText="Other (see notes)" w:value="Other (see notes)"/>
-                  <w:listItem w:displayText="Skip, not my area" w:value="Skip, not my area"/>
-                </w:dropDownList>
-              </w:sdtPr>
-              <w:sdtContent>
-                <w:r>
-                  <w:rPr>
-                    <w:rStyle w:val="PlaceholderText"/>
-                  </w:rPr>
-                  <w:t xml:space="preserve">Pick an option.</w:t>
-                </w:r>
-              </w:sdtContent>
-            </w:sdt>
-          </w:p>
-        </w:tc>
-        <w:tc>
-          <w:tcPr>
-            <w:tcW w:w="2620" w:type="dxa"/>
-          </w:tcPr>
-          <w:p>
-            <w:sdt>
-              <w:sdtPr>
-                <w:alias w:val="B6 notes"/>
-                <w:tag w:val="B6-notes"/>
-                <w:id w:val="1000022"/>
-                <w:showingPlcHdr/>
-              </w:sdtPr>
-              <w:sdtContent>
-                <w:r>
-                  <w:rPr>
-                    <w:rStyle w:val="PlaceholderText"/>
-                  </w:rPr>
-                  <w:t xml:space="preserve">Type here.</w:t>
-                </w:r>
-              </w:sdtContent>
-            </w:sdt>
-          </w:p>
-        </w:tc>
-      </w:tr>
-      <w:tr>
-        <w:tc>
-          <w:tcPr>
-            <w:tcW w:w="3800" w:type="dxa"/>
-          </w:tcPr>
-          <w:p>
-            <w:r>
-              <w:t xml:space="preserve">B7. What if the government postpones, cancels, or reposts a tender?</w:t>
-              <w:br/>
-            </w:r>
-            <w:r>
-              <w:rPr>
-                <w:b w:val="0"/>
-                <w:bCs w:val="0"/>
-                <w:color w:val="5B6B7A"/>
-                <w:sz w:val="16"/>
-                <w:szCs w:val="16"/>
-              </w:rPr>
-              <w:t xml:space="preserve">Explained on slide 35</w:t>
-            </w:r>
-          </w:p>
-        </w:tc>
-        <w:tc>
-          <w:tcPr>
-            <w:tcW w:w="2600" w:type="dxa"/>
-          </w:tcPr>
-          <w:p>
-            <w:sdt>
-              <w:sdtPr>
                 <w:alias w:val="B7 choice"/>
                 <w:tag w:val="B7-choice"/>
-                <w:id w:val="1000023"/>
+                <w:id w:val="1000021"/>
                 <w:showingPlcHdr/>
                 <w:dropDownList>
                   <w:listItem w:displayText="a: A repost of the same project keeps the original place in line" w:value="a: A repost of the same project keeps the original place in line"/>
@@ -1278,7 +1201,7 @@
               <w:sdtPr>
                 <w:alias w:val="B7 notes"/>
                 <w:tag w:val="B7-notes"/>
-                <w:id w:val="1000024"/>
+                <w:id w:val="1000022"/>
                 <w:showingPlcHdr/>
               </w:sdtPr>
               <w:sdtContent>
@@ -1369,7 +1292,7 @@
                 <w:sz w:val="16"/>
                 <w:szCs w:val="16"/>
               </w:rPr>
-              <w:t xml:space="preserve">Explained on slide 36</w:t>
+              <w:t xml:space="preserve">Explained on slide 35</w:t>
             </w:r>
           </w:p>
         </w:tc>
@@ -1382,7 +1305,7 @@
               <w:sdtPr>
                 <w:alias w:val="C1 choice"/>
                 <w:tag w:val="C1-choice"/>
-                <w:id w:val="1000025"/>
+                <w:id w:val="1000023"/>
                 <w:showingPlcHdr/>
                 <w:dropDownList>
                   <w:listItem w:displayText="a: 90 days, reminder 14 days before" w:value="a: 90 days, reminder 14 days before"/>
@@ -1412,7 +1335,7 @@
               <w:sdtPr>
                 <w:alias w:val="C1 notes"/>
                 <w:tag w:val="C1-notes"/>
-                <w:id w:val="1000026"/>
+                <w:id w:val="1000024"/>
                 <w:showingPlcHdr/>
               </w:sdtPr>
               <w:sdtContent>
@@ -1435,6 +1358,83 @@
           <w:p>
             <w:r>
               <w:t xml:space="preserve">C2. Are prices with or without VAT?</w:t>
+              <w:br/>
+            </w:r>
+            <w:r>
+              <w:rPr>
+                <w:b w:val="0"/>
+                <w:bCs w:val="0"/>
+                <w:color w:val="5B6B7A"/>
+                <w:sz w:val="16"/>
+                <w:szCs w:val="16"/>
+              </w:rPr>
+              <w:t xml:space="preserve">Explained on slide 36</w:t>
+            </w:r>
+          </w:p>
+        </w:tc>
+        <w:tc>
+          <w:tcPr>
+            <w:tcW w:w="2600" w:type="dxa"/>
+          </w:tcPr>
+          <w:p>
+            <w:sdt>
+              <w:sdtPr>
+                <w:alias w:val="C2 choice"/>
+                <w:tag w:val="C2-choice"/>
+                <w:id w:val="1000025"/>
+                <w:showingPlcHdr/>
+                <w:dropDownList>
+                  <w:listItem w:displayText="a: All prices VAT-inclusive" w:value="a: All prices VAT-inclusive"/>
+                  <w:listItem w:displayText="b: All VAT-exclusive" w:value="b: All VAT-exclusive"/>
+                  <w:listItem w:displayText="c: Set per product" w:value="c: Set per product"/>
+                  <w:listItem w:displayText="Keep what the portal does today" w:value="Keep what the portal does today"/>
+                  <w:listItem w:displayText="Other (see notes)" w:value="Other (see notes)"/>
+                  <w:listItem w:displayText="Skip, not my area" w:value="Skip, not my area"/>
+                </w:dropDownList>
+              </w:sdtPr>
+              <w:sdtContent>
+                <w:r>
+                  <w:rPr>
+                    <w:rStyle w:val="PlaceholderText"/>
+                  </w:rPr>
+                  <w:t xml:space="preserve">Pick an option.</w:t>
+                </w:r>
+              </w:sdtContent>
+            </w:sdt>
+          </w:p>
+        </w:tc>
+        <w:tc>
+          <w:tcPr>
+            <w:tcW w:w="2620" w:type="dxa"/>
+          </w:tcPr>
+          <w:p>
+            <w:sdt>
+              <w:sdtPr>
+                <w:alias w:val="C2 notes"/>
+                <w:tag w:val="C2-notes"/>
+                <w:id w:val="1000026"/>
+                <w:showingPlcHdr/>
+              </w:sdtPr>
+              <w:sdtContent>
+                <w:r>
+                  <w:rPr>
+                    <w:rStyle w:val="PlaceholderText"/>
+                  </w:rPr>
+                  <w:t xml:space="preserve">Type here.</w:t>
+                </w:r>
+              </w:sdtContent>
+            </w:sdt>
+          </w:p>
+        </w:tc>
+      </w:tr>
+      <w:tr>
+        <w:tc>
+          <w:tcPr>
+            <w:tcW w:w="3800" w:type="dxa"/>
+          </w:tcPr>
+          <w:p>
+            <w:r>
+              <w:t xml:space="preserve">C3. How should totals be rounded?</w:t>
               <w:br/>
             </w:r>
             <w:r>
@@ -1456,14 +1456,13 @@
           <w:p>
             <w:sdt>
               <w:sdtPr>
-                <w:alias w:val="C2 choice"/>
-                <w:tag w:val="C2-choice"/>
+                <w:alias w:val="C3 choice"/>
+                <w:tag w:val="C3-choice"/>
                 <w:id w:val="1000027"/>
                 <w:showingPlcHdr/>
                 <w:dropDownList>
-                  <w:listItem w:displayText="a: All prices VAT-inclusive" w:value="a: All prices VAT-inclusive"/>
-                  <w:listItem w:displayText="b: All VAT-exclusive" w:value="b: All VAT-exclusive"/>
-                  <w:listItem w:displayText="c: Set per product" w:value="c: Set per product"/>
+                  <w:listItem w:displayText="a: Round each line to 2 decimals, add the lines" w:value="a: Round each line to 2 decimals, add the lines"/>
+                  <w:listItem w:displayText="b: Round only the grand total" w:value="b: Round only the grand total"/>
                   <w:listItem w:displayText="Keep what the portal does today" w:value="Keep what the portal does today"/>
                   <w:listItem w:displayText="Other (see notes)" w:value="Other (see notes)"/>
                   <w:listItem w:displayText="Skip, not my area" w:value="Skip, not my area"/>
@@ -1487,8 +1486,8 @@
           <w:p>
             <w:sdt>
               <w:sdtPr>
-                <w:alias w:val="C2 notes"/>
-                <w:tag w:val="C2-notes"/>
+                <w:alias w:val="C3 notes"/>
+                <w:tag w:val="C3-notes"/>
                 <w:id w:val="1000028"/>
                 <w:showingPlcHdr/>
               </w:sdtPr>
@@ -1511,7 +1510,7 @@
           </w:tcPr>
           <w:p>
             <w:r>
-              <w:t xml:space="preserve">C3. How should totals be rounded?</w:t>
+              <w:t xml:space="preserve">C4. Can DBGI approve a price for a product that is not in the catalog yet?</w:t>
               <w:br/>
             </w:r>
             <w:r>
@@ -1533,13 +1532,13 @@
           <w:p>
             <w:sdt>
               <w:sdtPr>
-                <w:alias w:val="C3 choice"/>
-                <w:tag w:val="C3-choice"/>
+                <w:alias w:val="C4 choice"/>
+                <w:tag w:val="C4-choice"/>
                 <w:id w:val="1000029"/>
                 <w:showingPlcHdr/>
                 <w:dropDownList>
-                  <w:listItem w:displayText="a: Round each line to 2 decimals, add the lines" w:value="a: Round each line to 2 decimals, add the lines"/>
-                  <w:listItem w:displayText="b: Round only the grand total" w:value="b: Round only the grand total"/>
+                  <w:listItem w:displayText="a: DBGI adds the product to the catalog first, then it gets reviewed" w:value="a: DBGI adds the product to the catalog first, then it gets reviewed"/>
+                  <w:listItem w:displayText="b: Approve it as typed, under an &quot;Other products&quot; group" w:value="b: Approve it as typed, under an &quot;Other products&quot; group"/>
                   <w:listItem w:displayText="Keep what the portal does today" w:value="Keep what the portal does today"/>
                   <w:listItem w:displayText="Other (see notes)" w:value="Other (see notes)"/>
                   <w:listItem w:displayText="Skip, not my area" w:value="Skip, not my area"/>
@@ -1563,8 +1562,8 @@
           <w:p>
             <w:sdt>
               <w:sdtPr>
-                <w:alias w:val="C3 notes"/>
-                <w:tag w:val="C3-notes"/>
+                <w:alias w:val="C4 notes"/>
+                <w:tag w:val="C4-notes"/>
                 <w:id w:val="1000030"/>
                 <w:showingPlcHdr/>
               </w:sdtPr>
@@ -1587,7 +1586,7 @@
           </w:tcPr>
           <w:p>
             <w:r>
-              <w:t xml:space="preserve">C4. Can DBGI approve a price for a product that is not in the catalog yet?</w:t>
+              <w:t xml:space="preserve">C5. What can partners see about prices?</w:t>
               <w:br/>
             </w:r>
             <w:r>
@@ -1609,85 +1608,9 @@
           <w:p>
             <w:sdt>
               <w:sdtPr>
-                <w:alias w:val="C4 choice"/>
-                <w:tag w:val="C4-choice"/>
-                <w:id w:val="1000031"/>
-                <w:showingPlcHdr/>
-                <w:dropDownList>
-                  <w:listItem w:displayText="a: DBGI adds the product to the catalog first, then it gets reviewed" w:value="a: DBGI adds the product to the catalog first, then it gets reviewed"/>
-                  <w:listItem w:displayText="b: Approve it as typed, under an &quot;Other products&quot; group" w:value="b: Approve it as typed, under an &quot;Other products&quot; group"/>
-                  <w:listItem w:displayText="Keep what the portal does today" w:value="Keep what the portal does today"/>
-                  <w:listItem w:displayText="Other (see notes)" w:value="Other (see notes)"/>
-                  <w:listItem w:displayText="Skip, not my area" w:value="Skip, not my area"/>
-                </w:dropDownList>
-              </w:sdtPr>
-              <w:sdtContent>
-                <w:r>
-                  <w:rPr>
-                    <w:rStyle w:val="PlaceholderText"/>
-                  </w:rPr>
-                  <w:t xml:space="preserve">Pick an option.</w:t>
-                </w:r>
-              </w:sdtContent>
-            </w:sdt>
-          </w:p>
-        </w:tc>
-        <w:tc>
-          <w:tcPr>
-            <w:tcW w:w="2620" w:type="dxa"/>
-          </w:tcPr>
-          <w:p>
-            <w:sdt>
-              <w:sdtPr>
-                <w:alias w:val="C4 notes"/>
-                <w:tag w:val="C4-notes"/>
-                <w:id w:val="1000032"/>
-                <w:showingPlcHdr/>
-              </w:sdtPr>
-              <w:sdtContent>
-                <w:r>
-                  <w:rPr>
-                    <w:rStyle w:val="PlaceholderText"/>
-                  </w:rPr>
-                  <w:t xml:space="preserve">Type here.</w:t>
-                </w:r>
-              </w:sdtContent>
-            </w:sdt>
-          </w:p>
-        </w:tc>
-      </w:tr>
-      <w:tr>
-        <w:tc>
-          <w:tcPr>
-            <w:tcW w:w="3800" w:type="dxa"/>
-          </w:tcPr>
-          <w:p>
-            <w:r>
-              <w:t xml:space="preserve">C5. What can partners see about prices?</w:t>
-              <w:br/>
-            </w:r>
-            <w:r>
-              <w:rPr>
-                <w:b w:val="0"/>
-                <w:bCs w:val="0"/>
-                <w:color w:val="5B6B7A"/>
-                <w:sz w:val="16"/>
-                <w:szCs w:val="16"/>
-              </w:rPr>
-              <w:t xml:space="preserve">Explained on slide 40</w:t>
-            </w:r>
-          </w:p>
-        </w:tc>
-        <w:tc>
-          <w:tcPr>
-            <w:tcW w:w="2600" w:type="dxa"/>
-          </w:tcPr>
-          <w:p>
-            <w:sdt>
-              <w:sdtPr>
                 <w:alias w:val="C5 choice"/>
                 <w:tag w:val="C5-choice"/>
-                <w:id w:val="1000033"/>
+                <w:id w:val="1000031"/>
                 <w:showingPlcHdr/>
                 <w:dropDownList>
                   <w:listItem w:displayText="a: Keep today's rule" w:value="a: Keep today's rule"/>
@@ -1716,7 +1639,7 @@
               <w:sdtPr>
                 <w:alias w:val="C5 notes"/>
                 <w:tag w:val="C5-notes"/>
-                <w:id w:val="1000034"/>
+                <w:id w:val="1000032"/>
                 <w:showingPlcHdr/>
               </w:sdtPr>
               <w:sdtContent>
@@ -1807,7 +1730,7 @@
                 <w:sz w:val="16"/>
                 <w:szCs w:val="16"/>
               </w:rPr>
-              <w:t xml:space="preserve">Explained on slide 41</w:t>
+              <w:t xml:space="preserve">Explained on slide 40</w:t>
             </w:r>
           </w:p>
         </w:tc>
@@ -1846,7 +1769,7 @@
               <w:sdtPr>
                 <w:alias w:val="D1 notes"/>
                 <w:tag w:val="D1-notes"/>
-                <w:id w:val="1000035"/>
+                <w:id w:val="1000033"/>
                 <w:showingPlcHdr/>
               </w:sdtPr>
               <w:sdtContent>
@@ -1869,6 +1792,82 @@
           <w:p>
             <w:r>
               <w:t xml:space="preserve">D2. Who gets which emails?</w:t>
+              <w:br/>
+            </w:r>
+            <w:r>
+              <w:rPr>
+                <w:b w:val="0"/>
+                <w:bCs w:val="0"/>
+                <w:color w:val="5B6B7A"/>
+                <w:sz w:val="16"/>
+                <w:szCs w:val="16"/>
+              </w:rPr>
+              <w:t xml:space="preserve">Explained on slide 41</w:t>
+            </w:r>
+          </w:p>
+        </w:tc>
+        <w:tc>
+          <w:tcPr>
+            <w:tcW w:w="2600" w:type="dxa"/>
+          </w:tcPr>
+          <w:p>
+            <w:sdt>
+              <w:sdtPr>
+                <w:alias w:val="D2 choice"/>
+                <w:tag w:val="D2-choice"/>
+                <w:id w:val="1000034"/>
+                <w:showingPlcHdr/>
+                <w:dropDownList>
+                  <w:listItem w:displayText="a: Keep today's rule" w:value="a: Keep today's rule"/>
+                  <w:listItem w:displayText="b: Email only the person who submitted" w:value="b: Email only the person who submitted"/>
+                  <w:listItem w:displayText="c: Also email DBGI reviewers when something needs action" w:value="c: Also email DBGI reviewers when something needs action"/>
+                  <w:listItem w:displayText="Other (see notes)" w:value="Other (see notes)"/>
+                  <w:listItem w:displayText="Skip, not my area" w:value="Skip, not my area"/>
+                </w:dropDownList>
+              </w:sdtPr>
+              <w:sdtContent>
+                <w:r>
+                  <w:rPr>
+                    <w:rStyle w:val="PlaceholderText"/>
+                  </w:rPr>
+                  <w:t xml:space="preserve">Pick an option.</w:t>
+                </w:r>
+              </w:sdtContent>
+            </w:sdt>
+          </w:p>
+        </w:tc>
+        <w:tc>
+          <w:tcPr>
+            <w:tcW w:w="2620" w:type="dxa"/>
+          </w:tcPr>
+          <w:p>
+            <w:sdt>
+              <w:sdtPr>
+                <w:alias w:val="D2 notes"/>
+                <w:tag w:val="D2-notes"/>
+                <w:id w:val="1000035"/>
+                <w:showingPlcHdr/>
+              </w:sdtPr>
+              <w:sdtContent>
+                <w:r>
+                  <w:rPr>
+                    <w:rStyle w:val="PlaceholderText"/>
+                  </w:rPr>
+                  <w:t xml:space="preserve">Type here.</w:t>
+                </w:r>
+              </w:sdtContent>
+            </w:sdt>
+          </w:p>
+        </w:tc>
+      </w:tr>
+      <w:tr>
+        <w:tc>
+          <w:tcPr>
+            <w:tcW w:w="3800" w:type="dxa"/>
+          </w:tcPr>
+          <w:p>
+            <w:r>
+              <w:t xml:space="preserve">D3. Records, backups, and recovery</w:t>
               <w:br/>
             </w:r>
             <w:r>
@@ -1890,14 +1889,13 @@
           <w:p>
             <w:sdt>
               <w:sdtPr>
-                <w:alias w:val="D2 choice"/>
-                <w:tag w:val="D2-choice"/>
+                <w:alias w:val="D3 choice"/>
+                <w:tag w:val="D3-choice"/>
                 <w:id w:val="1000036"/>
                 <w:showingPlcHdr/>
                 <w:dropDownList>
-                  <w:listItem w:displayText="a: Keep today's rule" w:value="a: Keep today's rule"/>
-                  <w:listItem w:displayText="b: Email only the person who submitted" w:value="b: Email only the person who submitted"/>
-                  <w:listItem w:displayText="c: Also email DBGI reviewers when something needs action" w:value="c: Also email DBGI reviewers when something needs action"/>
+                  <w:listItem w:displayText="a: Keep everything for 5 years, daily backups, back within one working day" w:value="a: Keep everything for 5 years, daily backups, back within one working day"/>
+                  <w:listItem w:displayText="b: IT sets the targets" w:value="b: IT sets the targets"/>
                   <w:listItem w:displayText="Other (see notes)" w:value="Other (see notes)"/>
                   <w:listItem w:displayText="Skip, not my area" w:value="Skip, not my area"/>
                 </w:dropDownList>
@@ -1920,8 +1918,8 @@
           <w:p>
             <w:sdt>
               <w:sdtPr>
-                <w:alias w:val="D2 notes"/>
-                <w:tag w:val="D2-notes"/>
+                <w:alias w:val="D3 notes"/>
+                <w:tag w:val="D3-notes"/>
                 <w:id w:val="1000037"/>
                 <w:showingPlcHdr/>
               </w:sdtPr>
@@ -1944,7 +1942,7 @@
           </w:tcPr>
           <w:p>
             <w:r>
-              <w:t xml:space="preserve">D3. Records, backups, and recovery</w:t>
+              <w:t xml:space="preserve">D4. Business hours and holidays</w:t>
               <w:br/>
             </w:r>
             <w:r>
@@ -1966,84 +1964,9 @@
           <w:p>
             <w:sdt>
               <w:sdtPr>
-                <w:alias w:val="D3 choice"/>
-                <w:tag w:val="D3-choice"/>
-                <w:id w:val="1000038"/>
-                <w:showingPlcHdr/>
-                <w:dropDownList>
-                  <w:listItem w:displayText="a: Keep everything for 5 years, daily backups, back within one working day" w:value="a: Keep everything for 5 years, daily backups, back within one working day"/>
-                  <w:listItem w:displayText="b: IT sets the targets" w:value="b: IT sets the targets"/>
-                  <w:listItem w:displayText="Other (see notes)" w:value="Other (see notes)"/>
-                  <w:listItem w:displayText="Skip, not my area" w:value="Skip, not my area"/>
-                </w:dropDownList>
-              </w:sdtPr>
-              <w:sdtContent>
-                <w:r>
-                  <w:rPr>
-                    <w:rStyle w:val="PlaceholderText"/>
-                  </w:rPr>
-                  <w:t xml:space="preserve">Pick an option.</w:t>
-                </w:r>
-              </w:sdtContent>
-            </w:sdt>
-          </w:p>
-        </w:tc>
-        <w:tc>
-          <w:tcPr>
-            <w:tcW w:w="2620" w:type="dxa"/>
-          </w:tcPr>
-          <w:p>
-            <w:sdt>
-              <w:sdtPr>
-                <w:alias w:val="D3 notes"/>
-                <w:tag w:val="D3-notes"/>
-                <w:id w:val="1000039"/>
-                <w:showingPlcHdr/>
-              </w:sdtPr>
-              <w:sdtContent>
-                <w:r>
-                  <w:rPr>
-                    <w:rStyle w:val="PlaceholderText"/>
-                  </w:rPr>
-                  <w:t xml:space="preserve">Type here.</w:t>
-                </w:r>
-              </w:sdtContent>
-            </w:sdt>
-          </w:p>
-        </w:tc>
-      </w:tr>
-      <w:tr>
-        <w:tc>
-          <w:tcPr>
-            <w:tcW w:w="3800" w:type="dxa"/>
-          </w:tcPr>
-          <w:p>
-            <w:r>
-              <w:t xml:space="preserve">D4. Business hours and holidays</w:t>
-              <w:br/>
-            </w:r>
-            <w:r>
-              <w:rPr>
-                <w:b w:val="0"/>
-                <w:bCs w:val="0"/>
-                <w:color w:val="5B6B7A"/>
-                <w:sz w:val="16"/>
-                <w:szCs w:val="16"/>
-              </w:rPr>
-              <w:t xml:space="preserve">Explained on slide 44</w:t>
-            </w:r>
-          </w:p>
-        </w:tc>
-        <w:tc>
-          <w:tcPr>
-            <w:tcW w:w="2600" w:type="dxa"/>
-          </w:tcPr>
-          <w:p>
-            <w:sdt>
-              <w:sdtPr>
                 <w:alias w:val="D4 choice"/>
                 <w:tag w:val="D4-choice"/>
-                <w:id w:val="1000040"/>
+                <w:id w:val="1000038"/>
                 <w:showingPlcHdr/>
                 <w:dropDownList>
                   <w:listItem w:displayText="a: Monday to Friday, Philippine public holidays excluded, 5:00 PM cutoff" w:value="a: Monday to Friday, Philippine public holidays excluded, 5:00 PM cutoff"/>
@@ -2073,7 +1996,7 @@
               <w:sdtPr>
                 <w:alias w:val="D4 notes"/>
                 <w:tag w:val="D4-notes"/>
-                <w:id w:val="1000041"/>
+                <w:id w:val="1000039"/>
                 <w:showingPlcHdr/>
               </w:sdtPr>
               <w:sdtContent>
@@ -2111,7 +2034,7 @@
         <w:sdtPr>
           <w:alias w:val="Other comments"/>
           <w:tag w:val="comments"/>
-          <w:id w:val="1000042"/>
+          <w:id w:val="1000040"/>
           <w:showingPlcHdr/>
         </w:sdtPr>
         <w:sdtContent>
